--- a/templates/전화번호이용승낙서_template.docx
+++ b/templates/전화번호이용승낙서_template.docx
@@ -346,7 +346,7 @@
               <w:rPr>
                 <w:rFonts w:hint="eastAsia"/>
               </w:rPr>
-              <w:t>발신번호 명의자 :    (인)</w:t>
+              <w:t>발신번호 명의자 :                      (인)</w:t>
             </w:r>
             <w:proofErr w:type="gramStart"/>
             <w:r>
